--- a/Microservices_Notes.docx
+++ b/Microservices_Notes.docx
@@ -13,7 +13,7 @@
           <w:color w:val="454545"/>
           <w:w w:val="110"/>
         </w:rPr>
-        <w:t xml:space="preserve">Microservices Architecture. and docker </w:t>
+        <w:t xml:space="preserve">Microservices Architecture and docker </w:t>
       </w:r>
       <w:r>
         <w:rPr>
@@ -24613,8 +24613,6 @@
         </w:rPr>
         <w:t>6</w:t>
       </w:r>
-      <w:bookmarkStart w:id="0" w:name="_GoBack"/>
-      <w:bookmarkEnd w:id="0"/>
       <w:r>
         <w:rPr>
           <w:color w:val="454545"/>
@@ -34767,7 +34765,23 @@
           <w:color w:val="454545"/>
           <w:w w:val="105"/>
         </w:rPr>
-        <w:t>Simple configuration to tell api gateway that whenever I hit 80G0 port with path /employee/* redirect trafic to employee-service via service registry load balance… lb:// is load balancer.</w:t>
+        <w:t>Simple configuration to tell api gateway that whenever I hit 80</w:t>
+      </w:r>
+      <w:r>
+        <w:rPr>
+          <w:rFonts w:hint="default"/>
+          <w:color w:val="454545"/>
+          <w:w w:val="105"/>
+          <w:lang w:val="en-US"/>
+        </w:rPr>
+        <w:t>6</w:t>
+      </w:r>
+      <w:r>
+        <w:rPr>
+          <w:color w:val="454545"/>
+          <w:w w:val="105"/>
+        </w:rPr>
+        <w:t>0 port with path /employee/* redirect trafic to employee-service via service registry load balance… lb:// is load balancer.</w:t>
       </w:r>
     </w:p>
     <w:p>
@@ -35317,7 +35331,27 @@
           <w:spacing w:val="-2"/>
           <w:w w:val="110"/>
         </w:rPr>
-        <w:t>80G0</w:t>
+        <w:t>80</w:t>
+      </w:r>
+      <w:r>
+        <w:rPr>
+          <w:rFonts w:hint="default"/>
+          <w:color w:val="454545"/>
+          <w:spacing w:val="-2"/>
+          <w:w w:val="110"/>
+          <w:lang w:val="en-US"/>
+        </w:rPr>
+        <w:t>6</w:t>
+      </w:r>
+      <w:bookmarkStart w:id="0" w:name="_GoBack"/>
+      <w:bookmarkEnd w:id="0"/>
+      <w:r>
+        <w:rPr>
+          <w:color w:val="454545"/>
+          <w:spacing w:val="-2"/>
+          <w:w w:val="110"/>
+        </w:rPr>
+        <w:t>0</w:t>
       </w:r>
       <w:r>
         <w:rPr>
